--- a/backend/src/assets/legal-templates/A2.docx
+++ b/backend/src/assets/legal-templates/A2.docx
@@ -4642,7 +4642,6 @@
         <w:jc w:val="thaiDistribute"/>
         <w:rPr>
           <w:rFonts w:ascii="TH SarabunPSK" w:eastAsia="TH Sarabun PSK" w:hAnsi="TH SarabunPSK" w:cs="TH SarabunPSK"/>
-          <w:color w:val="000000" w:themeColor="text1"/>
           <w:sz w:val="31"/>
           <w:szCs w:val="31"/>
           <w:cs/>
@@ -4815,16 +4814,14 @@
         <w:jc w:val="thaiDistribute"/>
         <w:rPr>
           <w:rFonts w:ascii="TH SarabunPSK" w:eastAsia="TH Sarabun PSK" w:hAnsi="TH SarabunPSK" w:cs="TH SarabunPSK"/>
-          <w:color w:val="000000" w:themeColor="text1"/>
-          <w:sz w:val="31"/>
-          <w:szCs w:val="31"/>
-          <w:lang w:bidi="th-TH"/>
-        </w:rPr>
-      </w:pPr>
-      <w:r>
-        <w:rPr>
-          <w:rFonts w:ascii="TH SarabunPSK" w:eastAsia="TH Sarabun PSK" w:hAnsi="TH SarabunPSK" w:cs="TH SarabunPSK"/>
-          <w:color w:val="000000" w:themeColor="text1"/>
+          <w:sz w:val="31"/>
+          <w:szCs w:val="31"/>
+          <w:lang w:bidi="th-TH"/>
+        </w:rPr>
+      </w:pPr>
+      <w:r>
+        <w:rPr>
+          <w:rFonts w:ascii="TH SarabunPSK" w:eastAsia="TH Sarabun PSK" w:hAnsi="TH SarabunPSK" w:cs="TH SarabunPSK"/>
           <w:sz w:val="31"/>
           <w:szCs w:val="31"/>
         </w:rPr>
@@ -4833,7 +4830,6 @@
       <w:r>
         <w:rPr>
           <w:rFonts w:ascii="TH SarabunPSK" w:eastAsia="TH Sarabun PSK" w:hAnsi="TH SarabunPSK" w:cs="TH SarabunPSK"/>
-          <w:color w:val="000000" w:themeColor="text1"/>
           <w:sz w:val="31"/>
           <w:szCs w:val="31"/>
           <w:cs/>
@@ -4844,7 +4840,6 @@
       <w:r>
         <w:rPr>
           <w:rFonts w:ascii="TH SarabunPSK" w:eastAsia="TH Sarabun PSK" w:hAnsi="TH SarabunPSK" w:cs="TH SarabunPSK"/>
-          <w:color w:val="000000" w:themeColor="text1"/>
           <w:sz w:val="31"/>
           <w:szCs w:val="31"/>
         </w:rPr>
@@ -4853,7 +4848,6 @@
       <w:r>
         <w:rPr>
           <w:rFonts w:ascii="TH SarabunPSK" w:eastAsia="TH Sarabun PSK" w:hAnsi="TH SarabunPSK" w:cs="TH SarabunPSK"/>
-          <w:color w:val="000000" w:themeColor="text1"/>
           <w:sz w:val="31"/>
           <w:szCs w:val="31"/>
           <w:cs/>
@@ -4864,7 +4858,6 @@
       <w:r>
         <w:rPr>
           <w:rFonts w:ascii="TH SarabunPSK" w:eastAsia="TH Sarabun PSK" w:hAnsi="TH SarabunPSK" w:cs="TH SarabunPSK"/>
-          <w:color w:val="000000" w:themeColor="text1"/>
           <w:sz w:val="31"/>
           <w:szCs w:val="31"/>
           <w:cs/>
@@ -4875,7 +4868,6 @@
       <w:r>
         <w:rPr>
           <w:rFonts w:ascii="TH SarabunPSK" w:eastAsia="TH Sarabun PSK" w:hAnsi="TH SarabunPSK" w:cs="TH SarabunPSK"/>
-          <w:color w:val="000000" w:themeColor="text1"/>
           <w:sz w:val="31"/>
           <w:szCs w:val="31"/>
           <w:cs/>
@@ -4886,7 +4878,6 @@
       <w:r>
         <w:rPr>
           <w:rFonts w:ascii="TH SarabunPSK" w:eastAsia="TH Sarabun PSK" w:hAnsi="TH SarabunPSK" w:cs="TH SarabunPSK"/>
-          <w:color w:val="000000" w:themeColor="text1"/>
           <w:sz w:val="31"/>
           <w:szCs w:val="31"/>
           <w:cs/>
@@ -4897,7 +4888,6 @@
       <w:r>
         <w:rPr>
           <w:rFonts w:ascii="TH SarabunPSK" w:eastAsia="TH Sarabun PSK" w:hAnsi="TH SarabunPSK" w:cs="TH SarabunPSK"/>
-          <w:color w:val="000000" w:themeColor="text1"/>
           <w:sz w:val="31"/>
           <w:szCs w:val="31"/>
           <w:cs/>
@@ -4908,7 +4898,6 @@
       <w:r>
         <w:rPr>
           <w:rFonts w:ascii="TH SarabunPSK" w:eastAsia="TH Sarabun PSK" w:hAnsi="TH SarabunPSK" w:cs="TH SarabunPSK"/>
-          <w:color w:val="000000" w:themeColor="text1"/>
           <w:sz w:val="31"/>
           <w:szCs w:val="31"/>
           <w:cs/>
@@ -4919,7 +4908,6 @@
       <w:r>
         <w:rPr>
           <w:rFonts w:ascii="TH SarabunPSK" w:eastAsia="TH Sarabun PSK" w:hAnsi="TH SarabunPSK" w:cs="TH SarabunPSK"/>
-          <w:color w:val="000000" w:themeColor="text1"/>
           <w:sz w:val="31"/>
           <w:szCs w:val="31"/>
           <w:cs/>
@@ -4930,7 +4918,6 @@
       <w:r>
         <w:rPr>
           <w:rFonts w:ascii="TH SarabunPSK" w:eastAsia="TH Sarabun PSK" w:hAnsi="TH SarabunPSK" w:cs="TH SarabunPSK"/>
-          <w:color w:val="000000" w:themeColor="text1"/>
           <w:sz w:val="31"/>
           <w:szCs w:val="31"/>
         </w:rPr>
@@ -4939,7 +4926,6 @@
       <w:r>
         <w:rPr>
           <w:rFonts w:ascii="TH SarabunPSK" w:eastAsia="TH Sarabun PSK" w:hAnsi="TH SarabunPSK" w:cs="TH SarabunPSK"/>
-          <w:color w:val="000000" w:themeColor="text1"/>
           <w:sz w:val="31"/>
           <w:szCs w:val="31"/>
           <w:cs/>
@@ -4950,7 +4936,6 @@
       <w:r>
         <w:rPr>
           <w:rFonts w:ascii="TH SarabunPSK" w:eastAsia="TH Sarabun PSK" w:hAnsi="TH SarabunPSK" w:cs="TH SarabunPSK"/>
-          <w:color w:val="000000" w:themeColor="text1"/>
           <w:sz w:val="31"/>
           <w:szCs w:val="31"/>
           <w:cs/>
@@ -4961,7 +4946,6 @@
       <w:r>
         <w:rPr>
           <w:rFonts w:ascii="TH SarabunPSK" w:eastAsia="TH Sarabun PSK" w:hAnsi="TH SarabunPSK" w:cs="TH SarabunPSK"/>
-          <w:color w:val="000000" w:themeColor="text1"/>
           <w:sz w:val="31"/>
           <w:szCs w:val="31"/>
           <w:cs/>
@@ -4977,16 +4961,14 @@
         <w:jc w:val="thaiDistribute"/>
         <w:rPr>
           <w:rFonts w:ascii="TH SarabunPSK" w:eastAsia="TH Sarabun PSK" w:hAnsi="TH SarabunPSK" w:cs="TH SarabunPSK"/>
-          <w:color w:val="000000" w:themeColor="text1"/>
-          <w:sz w:val="31"/>
-          <w:szCs w:val="31"/>
-          <w:lang w:val="en-US" w:bidi="th-TH"/>
-        </w:rPr>
-      </w:pPr>
-      <w:r>
-        <w:rPr>
-          <w:rFonts w:ascii="TH SarabunPSK" w:eastAsia="TH Sarabun PSK" w:hAnsi="TH SarabunPSK" w:cs="TH SarabunPSK"/>
-          <w:color w:val="FF0000"/>
+          <w:sz w:val="31"/>
+          <w:szCs w:val="31"/>
+          <w:lang w:val="en-US" w:bidi="th-TH"/>
+        </w:rPr>
+      </w:pPr>
+      <w:r>
+        <w:rPr>
+          <w:rFonts w:ascii="TH SarabunPSK" w:eastAsia="TH Sarabun PSK" w:hAnsi="TH SarabunPSK" w:cs="TH SarabunPSK"/>
           <w:sz w:val="31"/>
           <w:szCs w:val="31"/>
           <w:lang w:val="en-US" w:bidi="th-TH"/>
@@ -4996,7 +4978,6 @@
       <w:r>
         <w:rPr>
           <w:rFonts w:ascii="TH SarabunPSK" w:eastAsia="TH Sarabun PSK" w:hAnsi="TH SarabunPSK" w:cs="TH SarabunPSK"/>
-          <w:color w:val="FF0000"/>
           <w:sz w:val="31"/>
           <w:szCs w:val="31"/>
           <w:lang w:val="en-US" w:bidi="th-TH"/>
@@ -5006,7 +4987,6 @@
       <w:r>
         <w:rPr>
           <w:rFonts w:ascii="TH SarabunPSK" w:eastAsia="TH Sarabun PSK" w:hAnsi="TH SarabunPSK" w:cs="TH SarabunPSK"/>
-          <w:color w:val="FF0000"/>
           <w:sz w:val="31"/>
           <w:szCs w:val="31"/>
           <w:lang w:val="en-US" w:bidi="th-TH"/>
@@ -5016,7 +4996,6 @@
       <w:r>
         <w:rPr>
           <w:rFonts w:ascii="TH SarabunPSK" w:eastAsia="TH Sarabun PSK" w:hAnsi="TH SarabunPSK" w:cs="TH SarabunPSK"/>
-          <w:color w:val="FF0000"/>
           <w:sz w:val="31"/>
           <w:szCs w:val="31"/>
           <w:cs/>
@@ -5027,7 +5006,6 @@
       <w:r>
         <w:rPr>
           <w:rFonts w:ascii="TH SarabunPSK" w:eastAsia="TH Sarabun PSK" w:hAnsi="TH SarabunPSK" w:cs="TH SarabunPSK"/>
-          <w:color w:val="FF0000"/>
           <w:sz w:val="31"/>
           <w:szCs w:val="31"/>
           <w:cs/>
@@ -5038,7 +5016,6 @@
       <w:r>
         <w:rPr>
           <w:rFonts w:ascii="TH SarabunPSK" w:eastAsia="TH Sarabun PSK" w:hAnsi="TH SarabunPSK" w:cs="TH SarabunPSK"/>
-          <w:color w:val="FF0000"/>
           <w:sz w:val="31"/>
           <w:szCs w:val="31"/>
           <w:cs/>
@@ -5049,7 +5026,6 @@
       <w:r>
         <w:rPr>
           <w:rFonts w:ascii="TH SarabunPSK" w:eastAsia="TH Sarabun PSK" w:hAnsi="TH SarabunPSK" w:cs="TH SarabunPSK"/>
-          <w:color w:val="FF0000"/>
           <w:sz w:val="31"/>
           <w:szCs w:val="31"/>
           <w:cs/>
@@ -5060,7 +5036,6 @@
       <w:r>
         <w:rPr>
           <w:rFonts w:ascii="TH SarabunPSK" w:eastAsia="TH Sarabun PSK" w:hAnsi="TH SarabunPSK" w:cs="TH SarabunPSK"/>
-          <w:color w:val="FF0000"/>
           <w:sz w:val="31"/>
           <w:szCs w:val="31"/>
           <w:cs/>
@@ -5071,7 +5046,6 @@
       <w:r>
         <w:rPr>
           <w:rFonts w:ascii="TH SarabunPSK" w:eastAsia="TH Sarabun PSK" w:hAnsi="TH SarabunPSK" w:cs="TH SarabunPSK"/>
-          <w:color w:val="FF0000"/>
           <w:sz w:val="31"/>
           <w:szCs w:val="31"/>
           <w:cs/>
@@ -5082,45 +5056,27 @@
       <w:r>
         <w:rPr>
           <w:rFonts w:ascii="TH SarabunPSK" w:eastAsia="TH Sarabun PSK" w:hAnsi="TH SarabunPSK" w:cs="TH SarabunPSK"/>
-          <w:color w:val="FF0000"/>
-          <w:sz w:val="31"/>
-          <w:szCs w:val="31"/>
-          <w:cs/>
-          <w:lang w:val="en-US" w:bidi="th-TH"/>
-        </w:rPr>
-        <w:t>ล่วงหน้า</w:t>
-      </w:r>
-      <w:r>
-        <w:rPr>
-          <w:rFonts w:ascii="TH SarabunPSK" w:eastAsia="TH Sarabun PSK" w:hAnsi="TH SarabunPSK" w:cs="TH SarabunPSK"/>
-          <w:color w:val="FF0000"/>
-          <w:sz w:val="31"/>
-          <w:szCs w:val="31"/>
-          <w:highlight w:val="yellow"/>
-          <w:cs/>
-          <w:lang w:val="en-US" w:bidi="th-TH"/>
-        </w:rPr>
-        <w:t xml:space="preserve">ไม่น้อยกว่า </w:t>
-      </w:r>
-      <w:r>
-        <w:rPr>
-          <w:rFonts w:ascii="TH SarabunPSK" w:eastAsia="TH Sarabun PSK" w:hAnsi="TH SarabunPSK" w:cs="TH SarabunPSK"/>
-          <w:color w:val="FF0000"/>
-          <w:sz w:val="31"/>
-          <w:szCs w:val="31"/>
-          <w:highlight w:val="yellow"/>
-          <w:cs/>
-          <w:lang w:val="en-US" w:bidi="th-TH"/>
-        </w:rPr>
-        <w:t>...</w:t>
-      </w:r>
-      <w:r>
-        <w:rPr>
-          <w:rFonts w:ascii="TH SarabunPSK" w:eastAsia="TH Sarabun PSK" w:hAnsi="TH SarabunPSK" w:cs="TH SarabunPSK"/>
-          <w:color w:val="FF0000"/>
-          <w:sz w:val="31"/>
-          <w:szCs w:val="31"/>
-          <w:highlight w:val="yellow"/>
+          <w:sz w:val="31"/>
+          <w:szCs w:val="31"/>
+          <w:cs/>
+          <w:lang w:val="en-US" w:bidi="th-TH"/>
+        </w:rPr>
+        <w:t xml:space="preserve">ล่วงหน้าไม่น้อยกว่า </w:t>
+      </w:r>
+      <w:r>
+        <w:rPr>
+          <w:rFonts w:ascii="TH SarabunPSK" w:eastAsia="TH Sarabun PSK" w:hAnsi="TH SarabunPSK" w:cs="TH SarabunPSK"/>
+          <w:sz w:val="31"/>
+          <w:szCs w:val="31"/>
+          <w:lang w:val="en-US" w:bidi="th-TH"/>
+        </w:rPr>
+        <w:t>30</w:t>
+      </w:r>
+      <w:r>
+        <w:rPr>
+          <w:rFonts w:ascii="TH SarabunPSK" w:eastAsia="TH Sarabun PSK" w:hAnsi="TH SarabunPSK" w:cs="TH SarabunPSK"/>
+          <w:sz w:val="31"/>
+          <w:szCs w:val="31"/>
           <w:cs/>
           <w:lang w:val="en-US" w:bidi="th-TH"/>
         </w:rPr>
@@ -5129,7 +5085,6 @@
       <w:r>
         <w:rPr>
           <w:rFonts w:ascii="TH SarabunPSK" w:eastAsia="TH Sarabun PSK" w:hAnsi="TH SarabunPSK" w:cs="TH SarabunPSK" w:hint="cs"/>
-          <w:color w:val="FF0000"/>
           <w:sz w:val="31"/>
           <w:szCs w:val="31"/>
           <w:cs/>
@@ -5140,7 +5095,6 @@
       <w:r>
         <w:rPr>
           <w:rFonts w:ascii="TH SarabunPSK" w:eastAsia="TH Sarabun PSK" w:hAnsi="TH SarabunPSK" w:cs="TH SarabunPSK"/>
-          <w:color w:val="FF0000"/>
           <w:sz w:val="31"/>
           <w:szCs w:val="31"/>
           <w:cs/>
@@ -5151,7 +5105,6 @@
       <w:r>
         <w:rPr>
           <w:rFonts w:ascii="TH SarabunPSK" w:eastAsia="TH Sarabun PSK" w:hAnsi="TH SarabunPSK" w:cs="TH SarabunPSK"/>
-          <w:color w:val="FF0000"/>
           <w:sz w:val="31"/>
           <w:szCs w:val="31"/>
           <w:cs/>
@@ -5162,7 +5115,6 @@
       <w:r>
         <w:rPr>
           <w:rFonts w:ascii="TH SarabunPSK" w:eastAsia="TH Sarabun PSK" w:hAnsi="TH SarabunPSK" w:cs="TH SarabunPSK"/>
-          <w:color w:val="FF0000"/>
           <w:sz w:val="31"/>
           <w:szCs w:val="31"/>
           <w:cs/>
@@ -5173,7 +5125,6 @@
       <w:r>
         <w:rPr>
           <w:rFonts w:ascii="TH SarabunPSK" w:eastAsia="TH Sarabun PSK" w:hAnsi="TH SarabunPSK" w:cs="TH SarabunPSK"/>
-          <w:color w:val="FF0000"/>
           <w:sz w:val="31"/>
           <w:szCs w:val="31"/>
           <w:cs/>
@@ -5184,7 +5135,6 @@
       <w:r>
         <w:rPr>
           <w:rFonts w:ascii="TH SarabunPSK" w:eastAsia="TH Sarabun PSK" w:hAnsi="TH SarabunPSK" w:cs="TH SarabunPSK"/>
-          <w:color w:val="FF0000"/>
           <w:sz w:val="31"/>
           <w:szCs w:val="31"/>
           <w:cs/>
@@ -5195,7 +5145,6 @@
       <w:r>
         <w:rPr>
           <w:rFonts w:ascii="TH SarabunPSK" w:eastAsia="TH Sarabun PSK" w:hAnsi="TH SarabunPSK" w:cs="TH SarabunPSK"/>
-          <w:color w:val="FF0000"/>
           <w:sz w:val="31"/>
           <w:szCs w:val="31"/>
           <w:cs/>
@@ -5206,7 +5155,6 @@
       <w:r>
         <w:rPr>
           <w:rFonts w:ascii="TH SarabunPSK" w:eastAsia="TH Sarabun PSK" w:hAnsi="TH SarabunPSK" w:cs="TH SarabunPSK"/>
-          <w:color w:val="FF0000"/>
           <w:sz w:val="31"/>
           <w:szCs w:val="31"/>
           <w:cs/>
@@ -6617,7 +6565,6 @@
         <w:jc w:val="thaiDistribute"/>
         <w:rPr>
           <w:rFonts w:ascii="TH SarabunPSK" w:eastAsia="TH Sarabun PSK" w:hAnsi="TH SarabunPSK" w:cs="TH SarabunPSK"/>
-          <w:color w:val="000000" w:themeColor="text1"/>
           <w:sz w:val="31"/>
           <w:szCs w:val="31"/>
           <w:lang w:bidi="th-TH"/>
@@ -6720,16 +6667,14 @@
         <w:jc w:val="thaiDistribute"/>
         <w:rPr>
           <w:rFonts w:ascii="TH SarabunPSK" w:eastAsia="TH Sarabun PSK" w:hAnsi="TH SarabunPSK" w:cs="TH SarabunPSK"/>
-          <w:color w:val="000000" w:themeColor="text1"/>
-          <w:sz w:val="31"/>
-          <w:szCs w:val="31"/>
-          <w:lang w:val="en-US" w:bidi="th-TH"/>
-        </w:rPr>
-      </w:pPr>
-      <w:r>
-        <w:rPr>
-          <w:rFonts w:ascii="TH SarabunPSK" w:eastAsia="TH Sarabun PSK" w:hAnsi="TH SarabunPSK" w:cs="TH SarabunPSK"/>
-          <w:color w:val="000000" w:themeColor="text1"/>
+          <w:sz w:val="31"/>
+          <w:szCs w:val="31"/>
+          <w:lang w:val="en-US" w:bidi="th-TH"/>
+        </w:rPr>
+      </w:pPr>
+      <w:r>
+        <w:rPr>
+          <w:rFonts w:ascii="TH SarabunPSK" w:eastAsia="TH Sarabun PSK" w:hAnsi="TH SarabunPSK" w:cs="TH SarabunPSK"/>
           <w:sz w:val="31"/>
           <w:szCs w:val="31"/>
           <w:cs/>
@@ -6740,7 +6685,6 @@
       <w:r>
         <w:rPr>
           <w:rFonts w:ascii="TH SarabunPSK" w:eastAsia="TH Sarabun PSK" w:hAnsi="TH SarabunPSK" w:cs="TH SarabunPSK"/>
-          <w:color w:val="000000" w:themeColor="text1"/>
           <w:sz w:val="31"/>
           <w:szCs w:val="31"/>
           <w:cs/>
@@ -6751,7 +6695,6 @@
       <w:r>
         <w:rPr>
           <w:rFonts w:ascii="TH SarabunPSK" w:eastAsia="TH Sarabun PSK" w:hAnsi="TH SarabunPSK" w:cs="TH SarabunPSK"/>
-          <w:color w:val="000000" w:themeColor="text1"/>
           <w:sz w:val="31"/>
           <w:szCs w:val="31"/>
           <w:cs/>
@@ -6762,7 +6705,6 @@
       <w:r>
         <w:rPr>
           <w:rFonts w:ascii="TH SarabunPSK" w:eastAsia="TH Sarabun PSK" w:hAnsi="TH SarabunPSK" w:cs="TH SarabunPSK"/>
-          <w:color w:val="000000" w:themeColor="text1"/>
           <w:sz w:val="31"/>
           <w:szCs w:val="31"/>
           <w:cs/>
@@ -6773,7 +6715,6 @@
       <w:r>
         <w:rPr>
           <w:rFonts w:ascii="TH SarabunPSK" w:eastAsia="TH Sarabun PSK" w:hAnsi="TH SarabunPSK" w:cs="TH SarabunPSK"/>
-          <w:color w:val="000000" w:themeColor="text1"/>
           <w:sz w:val="31"/>
           <w:szCs w:val="31"/>
           <w:cs/>
@@ -6784,7 +6725,6 @@
       <w:r>
         <w:rPr>
           <w:rFonts w:ascii="TH SarabunPSK" w:eastAsia="TH Sarabun PSK" w:hAnsi="TH SarabunPSK" w:cs="TH SarabunPSK"/>
-          <w:color w:val="000000" w:themeColor="text1"/>
           <w:sz w:val="31"/>
           <w:szCs w:val="31"/>
           <w:cs/>
@@ -6795,7 +6735,6 @@
       <w:r>
         <w:rPr>
           <w:rFonts w:ascii="TH SarabunPSK" w:eastAsia="TH Sarabun PSK" w:hAnsi="TH SarabunPSK" w:cs="TH SarabunPSK"/>
-          <w:color w:val="000000" w:themeColor="text1"/>
           <w:sz w:val="31"/>
           <w:szCs w:val="31"/>
           <w:cs/>
@@ -6806,7 +6745,6 @@
       <w:r>
         <w:rPr>
           <w:rFonts w:ascii="TH SarabunPSK" w:eastAsia="TH Sarabun PSK" w:hAnsi="TH SarabunPSK" w:cs="TH SarabunPSK" w:hint="cs"/>
-          <w:color w:val="000000" w:themeColor="text1"/>
           <w:sz w:val="31"/>
           <w:szCs w:val="31"/>
           <w:cs/>
@@ -6817,7 +6755,6 @@
       <w:r>
         <w:rPr>
           <w:rFonts w:ascii="TH SarabunPSK" w:eastAsia="TH Sarabun PSK" w:hAnsi="TH SarabunPSK" w:cs="TH SarabunPSK"/>
-          <w:color w:val="000000" w:themeColor="text1"/>
           <w:sz w:val="31"/>
           <w:szCs w:val="31"/>
           <w:cs/>
@@ -6828,7 +6765,6 @@
       <w:r>
         <w:rPr>
           <w:rFonts w:ascii="TH SarabunPSK" w:eastAsia="TH Sarabun PSK" w:hAnsi="TH SarabunPSK" w:cs="TH SarabunPSK"/>
-          <w:color w:val="000000" w:themeColor="text1"/>
           <w:sz w:val="31"/>
           <w:szCs w:val="31"/>
           <w:cs/>
@@ -6839,7 +6775,6 @@
       <w:r>
         <w:rPr>
           <w:rFonts w:ascii="TH SarabunPSK" w:eastAsia="TH Sarabun PSK" w:hAnsi="TH SarabunPSK" w:cs="TH SarabunPSK" w:hint="cs"/>
-          <w:color w:val="000000" w:themeColor="text1"/>
           <w:sz w:val="31"/>
           <w:szCs w:val="31"/>
           <w:cs/>
@@ -6850,7 +6785,6 @@
       <w:r>
         <w:rPr>
           <w:rFonts w:ascii="TH SarabunPSK" w:eastAsia="TH Sarabun PSK" w:hAnsi="TH SarabunPSK" w:cs="TH SarabunPSK"/>
-          <w:color w:val="000000" w:themeColor="text1"/>
           <w:sz w:val="31"/>
           <w:szCs w:val="31"/>
           <w:cs/>
@@ -6861,7 +6795,6 @@
       <w:r>
         <w:rPr>
           <w:rFonts w:ascii="TH SarabunPSK" w:eastAsia="TH Sarabun PSK" w:hAnsi="TH SarabunPSK" w:cs="TH SarabunPSK" w:hint="cs"/>
-          <w:color w:val="000000" w:themeColor="text1"/>
           <w:sz w:val="31"/>
           <w:szCs w:val="31"/>
           <w:cs/>
@@ -6872,7 +6805,6 @@
       <w:r>
         <w:rPr>
           <w:rFonts w:ascii="TH SarabunPSK" w:eastAsia="TH Sarabun PSK" w:hAnsi="TH SarabunPSK" w:cs="TH SarabunPSK"/>
-          <w:color w:val="000000" w:themeColor="text1"/>
           <w:sz w:val="31"/>
           <w:szCs w:val="31"/>
           <w:cs/>
@@ -6883,7 +6815,6 @@
       <w:r>
         <w:rPr>
           <w:rFonts w:ascii="TH SarabunPSK" w:eastAsia="TH Sarabun PSK" w:hAnsi="TH SarabunPSK" w:cs="TH SarabunPSK" w:hint="cs"/>
-          <w:color w:val="000000" w:themeColor="text1"/>
           <w:sz w:val="31"/>
           <w:szCs w:val="31"/>
           <w:cs/>
@@ -6894,7 +6825,6 @@
       <w:r>
         <w:rPr>
           <w:rFonts w:ascii="TH SarabunPSK" w:eastAsia="TH Sarabun PSK" w:hAnsi="TH SarabunPSK" w:cs="TH SarabunPSK"/>
-          <w:color w:val="000000" w:themeColor="text1"/>
           <w:sz w:val="31"/>
           <w:szCs w:val="31"/>
           <w:cs/>
@@ -6905,7 +6835,6 @@
       <w:r>
         <w:rPr>
           <w:rFonts w:ascii="TH SarabunPSK" w:eastAsia="TH Sarabun PSK" w:hAnsi="TH SarabunPSK" w:cs="TH SarabunPSK"/>
-          <w:color w:val="000000" w:themeColor="text1"/>
           <w:sz w:val="31"/>
           <w:szCs w:val="31"/>
           <w:lang w:bidi="th-TH"/>
@@ -6915,7 +6844,6 @@
       <w:r>
         <w:rPr>
           <w:rFonts w:ascii="TH SarabunPSK" w:eastAsia="TH Sarabun PSK" w:hAnsi="TH SarabunPSK" w:cs="TH SarabunPSK" w:hint="cs"/>
-          <w:color w:val="000000" w:themeColor="text1"/>
           <w:sz w:val="31"/>
           <w:szCs w:val="31"/>
           <w:cs/>
@@ -6931,17 +6859,15 @@
         <w:jc w:val="thaiDistribute"/>
         <w:rPr>
           <w:rFonts w:ascii="TH SarabunPSK" w:eastAsia="TH Sarabun PSK" w:hAnsi="TH SarabunPSK" w:cs="TH SarabunPSK"/>
-          <w:color w:val="0070C0"/>
-          <w:sz w:val="31"/>
-          <w:szCs w:val="31"/>
-          <w:cs/>
-          <w:lang w:val="en-US" w:bidi="th-TH"/>
-        </w:rPr>
-      </w:pPr>
-      <w:r>
-        <w:rPr>
-          <w:rFonts w:ascii="TH SarabunPSK" w:eastAsia="TH Sarabun PSK" w:hAnsi="TH SarabunPSK" w:cs="TH SarabunPSK"/>
-          <w:color w:val="0070C0"/>
+          <w:sz w:val="31"/>
+          <w:szCs w:val="31"/>
+          <w:cs/>
+          <w:lang w:val="en-US" w:bidi="th-TH"/>
+        </w:rPr>
+      </w:pPr>
+      <w:r>
+        <w:rPr>
+          <w:rFonts w:ascii="TH SarabunPSK" w:eastAsia="TH Sarabun PSK" w:hAnsi="TH SarabunPSK" w:cs="TH SarabunPSK"/>
           <w:sz w:val="31"/>
           <w:szCs w:val="31"/>
           <w:lang w:val="en-US" w:bidi="th-TH"/>
@@ -6951,7 +6877,6 @@
       <w:r>
         <w:rPr>
           <w:rFonts w:ascii="TH SarabunPSK" w:eastAsia="TH Sarabun PSK" w:hAnsi="TH SarabunPSK" w:cs="TH SarabunPSK"/>
-          <w:color w:val="0070C0"/>
           <w:sz w:val="31"/>
           <w:szCs w:val="31"/>
           <w:cs/>
@@ -6962,7 +6887,6 @@
       <w:r>
         <w:rPr>
           <w:rFonts w:ascii="TH SarabunPSK" w:eastAsia="TH Sarabun PSK" w:hAnsi="TH SarabunPSK" w:cs="TH SarabunPSK" w:hint="cs"/>
-          <w:color w:val="0070C0"/>
           <w:sz w:val="31"/>
           <w:szCs w:val="31"/>
           <w:cs/>
@@ -6973,7 +6897,6 @@
       <w:r>
         <w:rPr>
           <w:rFonts w:ascii="TH SarabunPSK" w:eastAsia="TH Sarabun PSK" w:hAnsi="TH SarabunPSK" w:cs="TH SarabunPSK" w:hint="cs"/>
-          <w:color w:val="0070C0"/>
           <w:sz w:val="31"/>
           <w:szCs w:val="31"/>
           <w:cs/>
@@ -6984,7 +6907,6 @@
       <w:r>
         <w:rPr>
           <w:rFonts w:ascii="TH SarabunPSK" w:eastAsia="TH Sarabun PSK" w:hAnsi="TH SarabunPSK" w:cs="TH SarabunPSK" w:hint="cs"/>
-          <w:color w:val="0070C0"/>
           <w:sz w:val="31"/>
           <w:szCs w:val="31"/>
           <w:cs/>
@@ -6995,7 +6917,6 @@
       <w:r>
         <w:rPr>
           <w:rFonts w:ascii="TH SarabunPSK" w:eastAsia="TH Sarabun PSK" w:hAnsi="TH SarabunPSK" w:cs="TH SarabunPSK" w:hint="cs"/>
-          <w:color w:val="0070C0"/>
           <w:sz w:val="31"/>
           <w:szCs w:val="31"/>
           <w:cs/>
@@ -7006,7 +6927,6 @@
       <w:r>
         <w:rPr>
           <w:rFonts w:ascii="TH SarabunPSK" w:eastAsia="TH Sarabun PSK" w:hAnsi="TH SarabunPSK" w:cs="TH SarabunPSK"/>
-          <w:color w:val="0070C0"/>
           <w:sz w:val="31"/>
           <w:szCs w:val="31"/>
           <w:lang w:val="en-US" w:bidi="th-TH"/>
@@ -7016,7 +6936,6 @@
       <w:r>
         <w:rPr>
           <w:rFonts w:ascii="TH SarabunPSK" w:eastAsia="TH Sarabun PSK" w:hAnsi="TH SarabunPSK" w:cs="TH SarabunPSK" w:hint="cs"/>
-          <w:color w:val="0070C0"/>
           <w:sz w:val="31"/>
           <w:szCs w:val="31"/>
           <w:cs/>
@@ -7033,7 +6952,6 @@
           <w:rFonts w:ascii="TH SarabunPSK" w:eastAsia="TH Sarabun PSK" w:hAnsi="TH SarabunPSK" w:cs="TH SarabunPSK"/>
           <w:b/>
           <w:bCs/>
-          <w:color w:val="000000" w:themeColor="text1"/>
           <w:sz w:val="31"/>
           <w:szCs w:val="31"/>
           <w:lang w:val="en-US" w:bidi="th-TH"/>
@@ -7044,7 +6962,6 @@
           <w:rFonts w:ascii="TH SarabunPSK" w:eastAsia="TH Sarabun PSK" w:hAnsi="TH SarabunPSK" w:cs="TH SarabunPSK"/>
           <w:b/>
           <w:bCs/>
-          <w:color w:val="000000" w:themeColor="text1"/>
           <w:sz w:val="31"/>
           <w:szCs w:val="31"/>
           <w:cs/>
@@ -7057,7 +6974,6 @@
           <w:rFonts w:ascii="TH SarabunPSK" w:eastAsia="TH Sarabun PSK" w:hAnsi="TH SarabunPSK" w:cs="TH SarabunPSK"/>
           <w:b/>
           <w:bCs/>
-          <w:color w:val="000000" w:themeColor="text1"/>
           <w:sz w:val="31"/>
           <w:szCs w:val="31"/>
           <w:cs/>
@@ -7073,16 +6989,14 @@
         <w:jc w:val="thaiDistribute"/>
         <w:rPr>
           <w:rFonts w:ascii="TH SarabunPSK" w:eastAsia="TH Sarabun PSK" w:hAnsi="TH SarabunPSK" w:cs="TH SarabunPSK"/>
-          <w:color w:val="000000" w:themeColor="text1"/>
-          <w:sz w:val="31"/>
-          <w:szCs w:val="31"/>
-          <w:lang w:bidi="th-TH"/>
-        </w:rPr>
-      </w:pPr>
-      <w:r>
-        <w:rPr>
-          <w:rFonts w:ascii="TH SarabunPSK" w:eastAsia="TH Sarabun PSK" w:hAnsi="TH SarabunPSK" w:cs="TH SarabunPSK"/>
-          <w:color w:val="000000" w:themeColor="text1"/>
+          <w:sz w:val="31"/>
+          <w:szCs w:val="31"/>
+          <w:lang w:bidi="th-TH"/>
+        </w:rPr>
+      </w:pPr>
+      <w:r>
+        <w:rPr>
+          <w:rFonts w:ascii="TH SarabunPSK" w:eastAsia="TH Sarabun PSK" w:hAnsi="TH SarabunPSK" w:cs="TH SarabunPSK"/>
           <w:sz w:val="31"/>
           <w:szCs w:val="31"/>
           <w:cs/>
@@ -7093,7 +7007,6 @@
       <w:r>
         <w:rPr>
           <w:rFonts w:ascii="TH SarabunPSK" w:eastAsia="TH Sarabun PSK" w:hAnsi="TH SarabunPSK" w:cs="TH SarabunPSK"/>
-          <w:color w:val="000000" w:themeColor="text1"/>
           <w:sz w:val="31"/>
           <w:szCs w:val="31"/>
           <w:cs/>
@@ -7104,7 +7017,6 @@
       <w:r>
         <w:rPr>
           <w:rFonts w:ascii="TH SarabunPSK" w:eastAsia="TH Sarabun PSK" w:hAnsi="TH SarabunPSK" w:cs="TH SarabunPSK"/>
-          <w:color w:val="000000" w:themeColor="text1"/>
           <w:sz w:val="31"/>
           <w:szCs w:val="31"/>
           <w:cs/>
@@ -7115,7 +7027,6 @@
       <w:r>
         <w:rPr>
           <w:rFonts w:ascii="TH SarabunPSK" w:eastAsia="TH Sarabun PSK" w:hAnsi="TH SarabunPSK" w:cs="TH SarabunPSK"/>
-          <w:color w:val="000000" w:themeColor="text1"/>
           <w:sz w:val="31"/>
           <w:szCs w:val="31"/>
           <w:cs/>
@@ -7126,7 +7037,6 @@
       <w:r>
         <w:rPr>
           <w:rFonts w:ascii="TH SarabunPSK" w:eastAsia="TH Sarabun PSK" w:hAnsi="TH SarabunPSK" w:cs="TH SarabunPSK"/>
-          <w:color w:val="000000" w:themeColor="text1"/>
           <w:sz w:val="31"/>
           <w:szCs w:val="31"/>
           <w:cs/>
@@ -7137,7 +7047,6 @@
       <w:r>
         <w:rPr>
           <w:rFonts w:ascii="TH SarabunPSK" w:eastAsia="TH Sarabun PSK" w:hAnsi="TH SarabunPSK" w:cs="TH SarabunPSK"/>
-          <w:color w:val="000000" w:themeColor="text1"/>
           <w:sz w:val="31"/>
           <w:szCs w:val="31"/>
           <w:cs/>
@@ -7148,7 +7057,6 @@
       <w:r>
         <w:rPr>
           <w:rFonts w:ascii="TH SarabunPSK" w:eastAsia="TH Sarabun PSK" w:hAnsi="TH SarabunPSK" w:cs="TH SarabunPSK"/>
-          <w:color w:val="000000" w:themeColor="text1"/>
           <w:sz w:val="31"/>
           <w:szCs w:val="31"/>
           <w:cs/>
@@ -7159,7 +7067,6 @@
       <w:r>
         <w:rPr>
           <w:rFonts w:ascii="TH SarabunPSK" w:eastAsia="TH Sarabun PSK" w:hAnsi="TH SarabunPSK" w:cs="TH SarabunPSK"/>
-          <w:color w:val="000000" w:themeColor="text1"/>
           <w:sz w:val="31"/>
           <w:szCs w:val="31"/>
           <w:cs/>
@@ -7170,7 +7077,6 @@
       <w:r>
         <w:rPr>
           <w:rFonts w:ascii="TH SarabunPSK" w:eastAsia="TH Sarabun PSK" w:hAnsi="TH SarabunPSK" w:cs="TH SarabunPSK"/>
-          <w:color w:val="000000" w:themeColor="text1"/>
           <w:sz w:val="31"/>
           <w:szCs w:val="31"/>
           <w:cs/>
@@ -7195,7 +7101,6 @@
       <w:r>
         <w:rPr>
           <w:rFonts w:ascii="TH SarabunPSK" w:eastAsia="TH Sarabun PSK" w:hAnsi="TH SarabunPSK" w:cs="TH SarabunPSK"/>
-          <w:color w:val="000000" w:themeColor="text1"/>
           <w:sz w:val="31"/>
           <w:szCs w:val="31"/>
           <w:cs/>
@@ -7206,7 +7111,6 @@
       <w:r>
         <w:rPr>
           <w:rFonts w:ascii="TH SarabunPSK" w:eastAsia="TH Sarabun PSK" w:hAnsi="TH SarabunPSK" w:cs="TH SarabunPSK"/>
-          <w:color w:val="000000" w:themeColor="text1"/>
           <w:sz w:val="31"/>
           <w:szCs w:val="31"/>
           <w:cs/>
@@ -7217,7 +7121,6 @@
       <w:r>
         <w:rPr>
           <w:rFonts w:ascii="TH SarabunPSK" w:eastAsia="TH Sarabun PSK" w:hAnsi="TH SarabunPSK" w:cs="TH SarabunPSK"/>
-          <w:color w:val="000000" w:themeColor="text1"/>
           <w:sz w:val="31"/>
           <w:szCs w:val="31"/>
           <w:cs/>
@@ -7228,7 +7131,6 @@
       <w:r>
         <w:rPr>
           <w:rFonts w:ascii="TH SarabunPSK" w:eastAsia="TH Sarabun PSK" w:hAnsi="TH SarabunPSK" w:cs="TH SarabunPSK"/>
-          <w:color w:val="000000" w:themeColor="text1"/>
           <w:sz w:val="31"/>
           <w:szCs w:val="31"/>
           <w:cs/>
@@ -7239,7 +7141,6 @@
       <w:r>
         <w:rPr>
           <w:rFonts w:ascii="TH SarabunPSK" w:eastAsia="TH Sarabun PSK" w:hAnsi="TH SarabunPSK" w:cs="TH SarabunPSK"/>
-          <w:color w:val="000000" w:themeColor="text1"/>
           <w:sz w:val="31"/>
           <w:szCs w:val="31"/>
           <w:cs/>
@@ -7250,7 +7151,6 @@
       <w:r>
         <w:rPr>
           <w:rFonts w:ascii="TH SarabunPSK" w:eastAsia="TH Sarabun PSK" w:hAnsi="TH SarabunPSK" w:cs="TH SarabunPSK"/>
-          <w:color w:val="000000" w:themeColor="text1"/>
           <w:sz w:val="31"/>
           <w:szCs w:val="31"/>
           <w:cs/>
@@ -7261,7 +7161,6 @@
       <w:r>
         <w:rPr>
           <w:rFonts w:ascii="TH SarabunPSK" w:eastAsia="TH Sarabun PSK" w:hAnsi="TH SarabunPSK" w:cs="TH SarabunPSK"/>
-          <w:color w:val="000000" w:themeColor="text1"/>
           <w:sz w:val="31"/>
           <w:szCs w:val="31"/>
           <w:cs/>
@@ -7272,7 +7171,6 @@
       <w:r>
         <w:rPr>
           <w:rFonts w:ascii="TH SarabunPSK" w:eastAsia="TH Sarabun PSK" w:hAnsi="TH SarabunPSK" w:cs="TH SarabunPSK" w:hint="cs"/>
-          <w:color w:val="000000" w:themeColor="text1"/>
           <w:sz w:val="31"/>
           <w:szCs w:val="31"/>
           <w:cs/>
@@ -11221,6 +11119,28 @@
 </file>
 
 <file path=customXml/item1.xml><?xml version="1.0" encoding="utf-8"?>
+<p:properties xmlns:p="http://schemas.microsoft.com/office/2006/metadata/properties" xmlns:xsi="http://www.w3.org/2001/XMLSchema-instance" xmlns:pc="http://schemas.microsoft.com/office/infopath/2007/PartnerControls">
+  <documentManagement>
+    <_ip_UnifiedCompliancePolicyUIAction xmlns="http://schemas.microsoft.com/sharepoint/v3" xsi:nil="true"/>
+    <_ip_UnifiedCompliancePolicyProperties xmlns="http://schemas.microsoft.com/sharepoint/v3" xsi:nil="true"/>
+    <lcf76f155ced4ddcb4097134ff3c332f xmlns="7fe94300-ae1f-432c-a0c7-c92276cd6b11">
+      <Terms xmlns="http://schemas.microsoft.com/office/infopath/2007/PartnerControls"/>
+    </lcf76f155ced4ddcb4097134ff3c332f>
+  </documentManagement>
+</p:properties>
+</file>
+
+<file path=customXml/item2.xml><?xml version="1.0" encoding="utf-8"?>
+<b:Sources xmlns:b="http://schemas.openxmlformats.org/officeDocument/2006/bibliography" xmlns="http://schemas.openxmlformats.org/officeDocument/2006/bibliography" SelectedStyle="\APASixthEditionOfficeOnline.xsl" StyleName="APA" Version="6"/>
+</file>
+
+<file path=customXml/item3.xml><?xml version="1.0" encoding="utf-8"?>
+<go:gDocsCustomXmlDataStorage xmlns:go="http://customooxmlschemas.google.com/" xmlns:r="http://schemas.openxmlformats.org/officeDocument/2006/relationships" uri="GoogleDocsCustomDataVersion2">
+  <go:docsCustomData xmlns:go="http://customooxmlschemas.google.com/" roundtripDataSignature="AMtx7mjs880r6vM6hYKSTvrckfSYirxWZg==">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</go:docsCustomData>
+</go:gDocsCustomXmlDataStorage>
+</file>
+
+<file path=customXml/item4.xml><?xml version="1.0" encoding="utf-8"?>
 <ct:contentTypeSchema xmlns:ct="http://schemas.microsoft.com/office/2006/metadata/contentType" xmlns:ma="http://schemas.microsoft.com/office/2006/metadata/properties/metaAttributes" ct:_="" ma:_="" ma:contentTypeName="Document" ma:contentTypeID="0x0101004BD510331387CA4882261A26C07E9FC6" ma:contentTypeVersion="11" ma:contentTypeDescription="Create a new document." ma:contentTypeScope="" ma:versionID="1943df76117f3afec0c5c5195bd08355">
   <xsd:schema xmlns:xsd="http://www.w3.org/2001/XMLSchema" xmlns:xs="http://www.w3.org/2001/XMLSchema" xmlns:p="http://schemas.microsoft.com/office/2006/metadata/properties" xmlns:ns1="http://schemas.microsoft.com/sharepoint/v3" xmlns:ns2="7fe94300-ae1f-432c-a0c7-c92276cd6b11" targetNamespace="http://schemas.microsoft.com/office/2006/metadata/properties" ma:root="true" ma:fieldsID="555aa729886cb534cd210f418167216b" ns1:_="" ns2:_="">
     <xsd:import namespace="http://schemas.microsoft.com/sharepoint/v3"/>
@@ -11409,28 +11329,6 @@
 </ct:contentTypeSchema>
 </file>
 
-<file path=customXml/item2.xml><?xml version="1.0" encoding="utf-8"?>
-<go:gDocsCustomXmlDataStorage xmlns:go="http://customooxmlschemas.google.com/" xmlns:r="http://schemas.openxmlformats.org/officeDocument/2006/relationships" uri="GoogleDocsCustomDataVersion2">
-  <go:docsCustomData xmlns:go="http://customooxmlschemas.google.com/" roundtripDataSignature="AMtx7mjs880r6vM6hYKSTvrckfSYirxWZg==">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</go:docsCustomData>
-</go:gDocsCustomXmlDataStorage>
-</file>
-
-<file path=customXml/item3.xml><?xml version="1.0" encoding="utf-8"?>
-<b:Sources xmlns:b="http://schemas.openxmlformats.org/officeDocument/2006/bibliography" xmlns="http://schemas.openxmlformats.org/officeDocument/2006/bibliography" SelectedStyle="\APASixthEditionOfficeOnline.xsl" StyleName="APA" Version="6"/>
-</file>
-
-<file path=customXml/item4.xml><?xml version="1.0" encoding="utf-8"?>
-<p:properties xmlns:p="http://schemas.microsoft.com/office/2006/metadata/properties" xmlns:xsi="http://www.w3.org/2001/XMLSchema-instance" xmlns:pc="http://schemas.microsoft.com/office/infopath/2007/PartnerControls">
-  <documentManagement>
-    <_ip_UnifiedCompliancePolicyUIAction xmlns="http://schemas.microsoft.com/sharepoint/v3" xsi:nil="true"/>
-    <_ip_UnifiedCompliancePolicyProperties xmlns="http://schemas.microsoft.com/sharepoint/v3" xsi:nil="true"/>
-    <lcf76f155ced4ddcb4097134ff3c332f xmlns="7fe94300-ae1f-432c-a0c7-c92276cd6b11">
-      <Terms xmlns="http://schemas.microsoft.com/office/infopath/2007/PartnerControls"/>
-    </lcf76f155ced4ddcb4097134ff3c332f>
-  </documentManagement>
-</p:properties>
-</file>
-
 <file path=customXml/item5.xml><?xml version="1.0" encoding="utf-8"?>
 <?mso-contentType ?>
 <FormTemplates xmlns="http://schemas.microsoft.com/sharepoint/v3/contenttype/forms">
@@ -11441,6 +11339,34 @@
 </file>
 
 <file path=customXml/itemProps1.xml><?xml version="1.0" encoding="utf-8"?>
+<ds:datastoreItem xmlns:ds="http://schemas.openxmlformats.org/officeDocument/2006/customXml" ds:itemID="{91E54007-8B46-4FE3-8F24-73AFD5B754A3}">
+  <ds:schemaRefs>
+    <ds:schemaRef ds:uri="http://schemas.microsoft.com/office/2006/metadata/properties"/>
+    <ds:schemaRef ds:uri="http://schemas.microsoft.com/office/infopath/2007/PartnerControls"/>
+    <ds:schemaRef ds:uri="http://schemas.microsoft.com/sharepoint/v3"/>
+    <ds:schemaRef ds:uri="7fe94300-ae1f-432c-a0c7-c92276cd6b11"/>
+  </ds:schemaRefs>
+</ds:datastoreItem>
+</file>
+
+<file path=customXml/itemProps2.xml><?xml version="1.0" encoding="utf-8"?>
+<ds:datastoreItem xmlns:ds="http://schemas.openxmlformats.org/officeDocument/2006/customXml" ds:itemID="{34B8A40D-9E58-450B-B7AB-E3B1DBFBDC78}">
+  <ds:schemaRefs>
+    <ds:schemaRef ds:uri="http://schemas.openxmlformats.org/officeDocument/2006/bibliography"/>
+  </ds:schemaRefs>
+</ds:datastoreItem>
+</file>
+
+<file path=customXml/itemProps3.xml><?xml version="1.0" encoding="utf-8"?>
+<ds:datastoreItem xmlns:ds="http://schemas.openxmlformats.org/officeDocument/2006/customXml" ds:itemID="{11111111-1234-1234-1234-123412341234}">
+  <ds:schemaRefs>
+    <ds:schemaRef ds:uri="http://customooxmlschemas.google.com/"/>
+    <ds:schemaRef ds:uri="http://schemas.openxmlformats.org/officeDocument/2006/relationships"/>
+  </ds:schemaRefs>
+</ds:datastoreItem>
+</file>
+
+<file path=customXml/itemProps4.xml><?xml version="1.0" encoding="utf-8"?>
 <ds:datastoreItem xmlns:ds="http://schemas.openxmlformats.org/officeDocument/2006/customXml" ds:itemID="{EDD69A65-4601-450E-9F85-850CE5E3AAE9}">
   <ds:schemaRefs>
     <ds:schemaRef ds:uri="http://schemas.microsoft.com/office/2006/metadata/contentType"/>
@@ -11459,34 +11385,6 @@
 </ds:datastoreItem>
 </file>
 
-<file path=customXml/itemProps2.xml><?xml version="1.0" encoding="utf-8"?>
-<ds:datastoreItem xmlns:ds="http://schemas.openxmlformats.org/officeDocument/2006/customXml" ds:itemID="{11111111-1234-1234-1234-123412341234}">
-  <ds:schemaRefs>
-    <ds:schemaRef ds:uri="http://customooxmlschemas.google.com/"/>
-    <ds:schemaRef ds:uri="http://schemas.openxmlformats.org/officeDocument/2006/relationships"/>
-  </ds:schemaRefs>
-</ds:datastoreItem>
-</file>
-
-<file path=customXml/itemProps3.xml><?xml version="1.0" encoding="utf-8"?>
-<ds:datastoreItem xmlns:ds="http://schemas.openxmlformats.org/officeDocument/2006/customXml" ds:itemID="{34B8A40D-9E58-450B-B7AB-E3B1DBFBDC78}">
-  <ds:schemaRefs>
-    <ds:schemaRef ds:uri="http://schemas.openxmlformats.org/officeDocument/2006/bibliography"/>
-  </ds:schemaRefs>
-</ds:datastoreItem>
-</file>
-
-<file path=customXml/itemProps4.xml><?xml version="1.0" encoding="utf-8"?>
-<ds:datastoreItem xmlns:ds="http://schemas.openxmlformats.org/officeDocument/2006/customXml" ds:itemID="{91E54007-8B46-4FE3-8F24-73AFD5B754A3}">
-  <ds:schemaRefs>
-    <ds:schemaRef ds:uri="http://schemas.microsoft.com/office/2006/metadata/properties"/>
-    <ds:schemaRef ds:uri="http://schemas.microsoft.com/office/infopath/2007/PartnerControls"/>
-    <ds:schemaRef ds:uri="http://schemas.microsoft.com/sharepoint/v3"/>
-    <ds:schemaRef ds:uri="7fe94300-ae1f-432c-a0c7-c92276cd6b11"/>
-  </ds:schemaRefs>
-</ds:datastoreItem>
-</file>
-
 <file path=customXml/itemProps5.xml><?xml version="1.0" encoding="utf-8"?>
 <ds:datastoreItem xmlns:ds="http://schemas.openxmlformats.org/officeDocument/2006/customXml" ds:itemID="{1096F0D9-BAFD-4E98-8A55-5A33B6B99153}">
   <ds:schemaRefs>

--- a/backend/src/assets/legal-templates/A2.docx
+++ b/backend/src/assets/legal-templates/A2.docx
@@ -115,7 +115,7 @@
     <w:p>
       <w:pPr>
         <w:spacing w:after="0"/>
-        <w:jc w:val="thaiDistribute"/>
+        <w:jc w:val="both"/>
         <w:rPr>
           <w:rFonts w:ascii="TH SarabunPSK" w:eastAsia="TH Sarabun PSK" w:hAnsi="TH SarabunPSK" w:cs="TH SarabunPSK"/>
           <w:color w:val="000000" w:themeColor="text1"/>
@@ -129,7 +129,7 @@
     <w:p>
       <w:pPr>
         <w:spacing w:after="0"/>
-        <w:jc w:val="thaiDistribute"/>
+        <w:jc w:val="both"/>
         <w:rPr>
           <w:rFonts w:ascii="TH SarabunPSK" w:eastAsia="TH Sarabun PSK" w:hAnsi="TH SarabunPSK" w:cs="TH SarabunPSK"/>
           <w:b/>
@@ -184,7 +184,7 @@
       <w:pPr>
         <w:spacing w:after="0"/>
         <w:ind w:firstLine="851"/>
-        <w:jc w:val="thaiDistribute"/>
+        <w:jc w:val="both"/>
         <w:rPr>
           <w:rFonts w:ascii="TH SarabunPSK" w:hAnsi="TH SarabunPSK" w:cs="TH SarabunPSK"/>
           <w:color w:val="000000" w:themeColor="text1"/>
@@ -209,7 +209,7 @@
       <w:pPr>
         <w:spacing w:after="0"/>
         <w:ind w:firstLine="851"/>
-        <w:jc w:val="thaiDistribute"/>
+        <w:jc w:val="both"/>
         <w:rPr>
           <w:rFonts w:ascii="TH SarabunPSK" w:hAnsi="TH SarabunPSK" w:cs="TH SarabunPSK"/>
           <w:color w:val="000000" w:themeColor="text1"/>
@@ -234,7 +234,7 @@
       <w:pPr>
         <w:spacing w:after="0"/>
         <w:ind w:firstLine="851"/>
-        <w:jc w:val="thaiDistribute"/>
+        <w:jc w:val="both"/>
         <w:rPr>
           <w:rFonts w:ascii="TH SarabunPSK" w:eastAsia="TH Sarabun PSK" w:hAnsi="TH SarabunPSK" w:cs="TH SarabunPSK"/>
           <w:color w:val="000000" w:themeColor="text1"/>
@@ -270,7 +270,7 @@
       <w:pPr>
         <w:spacing w:after="0"/>
         <w:ind w:firstLine="851"/>
-        <w:jc w:val="thaiDistribute"/>
+        <w:jc w:val="both"/>
         <w:rPr>
           <w:rFonts w:ascii="TH SarabunPSK" w:eastAsia="TH Sarabun PSK" w:hAnsi="TH SarabunPSK" w:cs="TH SarabunPSK"/>
           <w:color w:val="000000" w:themeColor="text1"/>
@@ -339,7 +339,7 @@
       <w:pPr>
         <w:spacing w:after="0"/>
         <w:ind w:firstLine="851"/>
-        <w:jc w:val="thaiDistribute"/>
+        <w:jc w:val="both"/>
         <w:rPr>
           <w:rFonts w:ascii="TH SarabunPSK" w:eastAsia="TH Sarabun PSK" w:hAnsi="TH SarabunPSK" w:cs="TH SarabunPSK"/>
           <w:color w:val="000000" w:themeColor="text1"/>
@@ -409,7 +409,7 @@
       <w:pPr>
         <w:spacing w:after="0"/>
         <w:ind w:firstLine="851"/>
-        <w:jc w:val="thaiDistribute"/>
+        <w:jc w:val="both"/>
         <w:rPr>
           <w:rFonts w:ascii="TH SarabunPSK" w:eastAsia="TH Sarabun PSK" w:hAnsi="TH SarabunPSK" w:cs="TH SarabunPSK"/>
           <w:color w:val="000000" w:themeColor="text1"/>
@@ -500,7 +500,7 @@
       <w:pPr>
         <w:spacing w:after="0"/>
         <w:ind w:firstLine="851"/>
-        <w:jc w:val="thaiDistribute"/>
+        <w:jc w:val="both"/>
         <w:rPr>
           <w:rFonts w:ascii="TH SarabunPSK" w:eastAsia="TH Sarabun PSK" w:hAnsi="TH SarabunPSK" w:cs="TH SarabunPSK"/>
           <w:color w:val="000000" w:themeColor="text1"/>
@@ -569,7 +569,7 @@
       <w:pPr>
         <w:spacing w:after="0"/>
         <w:ind w:firstLine="851"/>
-        <w:jc w:val="thaiDistribute"/>
+        <w:jc w:val="both"/>
         <w:rPr>
           <w:rFonts w:ascii="TH SarabunPSK" w:eastAsia="TH Sarabun PSK" w:hAnsi="TH SarabunPSK" w:cs="TH SarabunPSK"/>
           <w:color w:val="000000" w:themeColor="text1"/>
@@ -682,7 +682,7 @@
       <w:pPr>
         <w:spacing w:after="0"/>
         <w:ind w:firstLine="851"/>
-        <w:jc w:val="thaiDistribute"/>
+        <w:jc w:val="both"/>
         <w:rPr>
           <w:rFonts w:ascii="TH SarabunPSK" w:eastAsia="TH Sarabun PSK" w:hAnsi="TH SarabunPSK" w:cs="TH SarabunPSK"/>
           <w:color w:val="000000" w:themeColor="text1"/>
@@ -870,7 +870,7 @@
     <w:p>
       <w:pPr>
         <w:spacing w:before="120" w:after="0"/>
-        <w:jc w:val="thaiDistribute"/>
+        <w:jc w:val="both"/>
         <w:rPr>
           <w:rFonts w:ascii="TH SarabunPSK" w:eastAsia="TH Sarabun PSK" w:hAnsi="TH SarabunPSK" w:cs="TH SarabunPSK"/>
           <w:b/>
@@ -937,7 +937,7 @@
       <w:pPr>
         <w:spacing w:after="0"/>
         <w:ind w:firstLine="851"/>
-        <w:jc w:val="thaiDistribute"/>
+        <w:jc w:val="both"/>
         <w:rPr>
           <w:rFonts w:ascii="TH SarabunPSK" w:eastAsia="TH Sarabun PSK" w:hAnsi="TH SarabunPSK" w:cs="TH SarabunPSK"/>
           <w:color w:val="000000" w:themeColor="text1"/>
@@ -1133,7 +1133,7 @@
       <w:pPr>
         <w:spacing w:after="0"/>
         <w:ind w:firstLine="851"/>
-        <w:jc w:val="thaiDistribute"/>
+        <w:jc w:val="both"/>
         <w:rPr>
           <w:rFonts w:ascii="TH SarabunPSK" w:eastAsia="TH Sarabun PSK" w:hAnsi="TH SarabunPSK" w:cs="TH SarabunPSK"/>
           <w:color w:val="000000" w:themeColor="text1"/>
@@ -1199,7 +1199,7 @@
       <w:pPr>
         <w:spacing w:after="0"/>
         <w:ind w:firstLine="851"/>
-        <w:jc w:val="thaiDistribute"/>
+        <w:jc w:val="both"/>
         <w:rPr>
           <w:rFonts w:ascii="TH SarabunPSK" w:eastAsia="TH Sarabun PSK" w:hAnsi="TH SarabunPSK" w:cs="TH SarabunPSK"/>
           <w:color w:val="000000" w:themeColor="text1"/>
@@ -1323,7 +1323,7 @@
       <w:pPr>
         <w:spacing w:after="0"/>
         <w:ind w:firstLine="851"/>
-        <w:jc w:val="thaiDistribute"/>
+        <w:jc w:val="both"/>
         <w:rPr>
           <w:rFonts w:ascii="TH SarabunPSK" w:eastAsia="TH Sarabun PSK" w:hAnsi="TH SarabunPSK" w:cs="TH SarabunPSK"/>
           <w:color w:val="000000" w:themeColor="text1"/>
@@ -1543,7 +1543,7 @@
     <w:p>
       <w:pPr>
         <w:spacing w:before="120" w:after="0"/>
-        <w:jc w:val="thaiDistribute"/>
+        <w:jc w:val="both"/>
         <w:rPr>
           <w:rFonts w:ascii="TH SarabunPSK" w:eastAsia="TH Sarabun PSK" w:hAnsi="TH SarabunPSK" w:cs="TH SarabunPSK"/>
           <w:b/>
@@ -1608,7 +1608,7 @@
       <w:pPr>
         <w:spacing w:after="0"/>
         <w:ind w:firstLine="851"/>
-        <w:jc w:val="thaiDistribute"/>
+        <w:jc w:val="both"/>
         <w:rPr>
           <w:rFonts w:ascii="TH SarabunPSK" w:eastAsia="TH Sarabun PSK" w:hAnsi="TH SarabunPSK" w:cs="TH SarabunPSK"/>
           <w:color w:val="000000" w:themeColor="text1"/>
@@ -1796,7 +1796,7 @@
       <w:pPr>
         <w:spacing w:after="0"/>
         <w:ind w:firstLine="851"/>
-        <w:jc w:val="thaiDistribute"/>
+        <w:jc w:val="both"/>
         <w:rPr>
           <w:rFonts w:ascii="TH SarabunPSK" w:eastAsia="TH Sarabun PSK" w:hAnsi="TH SarabunPSK" w:cs="TH SarabunPSK"/>
           <w:color w:val="000000" w:themeColor="text1"/>
@@ -1920,7 +1920,7 @@
       <w:pPr>
         <w:spacing w:after="0"/>
         <w:ind w:firstLine="851"/>
-        <w:jc w:val="thaiDistribute"/>
+        <w:jc w:val="both"/>
         <w:rPr>
           <w:rFonts w:ascii="TH SarabunPSK" w:eastAsia="TH Sarabun PSK" w:hAnsi="TH SarabunPSK" w:cs="TH SarabunPSK"/>
           <w:color w:val="000000" w:themeColor="text1"/>
@@ -2087,7 +2087,7 @@
     <w:p>
       <w:pPr>
         <w:spacing w:before="120" w:after="0"/>
-        <w:jc w:val="thaiDistribute"/>
+        <w:jc w:val="both"/>
         <w:rPr>
           <w:rFonts w:ascii="TH SarabunPSK" w:eastAsia="TH Sarabun PSK" w:hAnsi="TH SarabunPSK" w:cs="TH SarabunPSK"/>
           <w:b/>
@@ -2139,7 +2139,7 @@
       <w:pPr>
         <w:spacing w:after="0"/>
         <w:ind w:firstLine="851"/>
-        <w:jc w:val="thaiDistribute"/>
+        <w:jc w:val="both"/>
         <w:rPr>
           <w:rFonts w:ascii="TH SarabunPSK" w:eastAsia="TH Sarabun PSK" w:hAnsi="TH SarabunPSK" w:cs="TH SarabunPSK"/>
           <w:color w:val="000000" w:themeColor="text1"/>
@@ -2227,7 +2227,7 @@
       <w:pPr>
         <w:spacing w:after="0"/>
         <w:ind w:firstLine="851"/>
-        <w:jc w:val="thaiDistribute"/>
+        <w:jc w:val="both"/>
         <w:rPr>
           <w:rFonts w:ascii="TH SarabunPSK" w:eastAsia="TH Sarabun PSK" w:hAnsi="TH SarabunPSK" w:cs="TH SarabunPSK"/>
           <w:sz w:val="31"/>
@@ -2303,7 +2303,7 @@
       <w:pPr>
         <w:spacing w:after="0"/>
         <w:ind w:firstLine="851"/>
-        <w:jc w:val="thaiDistribute"/>
+        <w:jc w:val="both"/>
         <w:rPr>
           <w:rFonts w:ascii="TH SarabunPSK" w:eastAsia="TH Sarabun PSK" w:hAnsi="TH SarabunPSK" w:cs="TH SarabunPSK"/>
           <w:sz w:val="31"/>
@@ -2593,7 +2593,7 @@
       <w:pPr>
         <w:spacing w:after="0"/>
         <w:ind w:firstLine="851"/>
-        <w:jc w:val="thaiDistribute"/>
+        <w:jc w:val="both"/>
         <w:rPr>
           <w:rFonts w:ascii="TH SarabunPSK" w:eastAsia="TH Sarabun PSK" w:hAnsi="TH SarabunPSK" w:cs="TH SarabunPSK"/>
           <w:color w:val="000000" w:themeColor="text1"/>
@@ -2682,7 +2682,7 @@
       <w:pPr>
         <w:spacing w:after="0"/>
         <w:ind w:firstLine="851"/>
-        <w:jc w:val="thaiDistribute"/>
+        <w:jc w:val="both"/>
         <w:rPr>
           <w:rFonts w:ascii="TH SarabunPSK" w:eastAsia="TH Sarabun PSK" w:hAnsi="TH SarabunPSK" w:cs="TH SarabunPSK"/>
           <w:color w:val="000000" w:themeColor="text1"/>
@@ -2859,7 +2859,7 @@
       <w:pPr>
         <w:spacing w:after="0"/>
         <w:ind w:firstLine="851"/>
-        <w:jc w:val="thaiDistribute"/>
+        <w:jc w:val="both"/>
         <w:rPr>
           <w:rFonts w:ascii="TH SarabunPSK" w:eastAsia="TH Sarabun PSK" w:hAnsi="TH SarabunPSK" w:cs="TH SarabunPSK"/>
           <w:color w:val="000000" w:themeColor="text1"/>
@@ -2959,7 +2959,7 @@
       <w:pPr>
         <w:spacing w:after="0"/>
         <w:ind w:firstLine="851"/>
-        <w:jc w:val="thaiDistribute"/>
+        <w:jc w:val="both"/>
         <w:rPr>
           <w:rFonts w:ascii="TH SarabunPSK" w:eastAsia="TH Sarabun PSK" w:hAnsi="TH SarabunPSK" w:cs="TH SarabunPSK"/>
           <w:color w:val="000000" w:themeColor="text1"/>
@@ -3028,7 +3028,7 @@
       <w:pPr>
         <w:spacing w:after="0"/>
         <w:ind w:firstLine="851"/>
-        <w:jc w:val="thaiDistribute"/>
+        <w:jc w:val="both"/>
         <w:rPr>
           <w:rFonts w:ascii="TH SarabunPSK" w:eastAsia="TH Sarabun PSK" w:hAnsi="TH SarabunPSK" w:cs="TH SarabunPSK"/>
           <w:color w:val="000000" w:themeColor="text1"/>
@@ -3207,7 +3207,7 @@
     <w:p>
       <w:pPr>
         <w:spacing w:before="120" w:after="0"/>
-        <w:jc w:val="thaiDistribute"/>
+        <w:jc w:val="both"/>
         <w:rPr>
           <w:rFonts w:ascii="TH SarabunPSK" w:eastAsia="TH Sarabun PSK" w:hAnsi="TH SarabunPSK" w:cs="TH SarabunPSK"/>
           <w:b/>
@@ -3261,7 +3261,7 @@
       <w:pPr>
         <w:spacing w:after="0"/>
         <w:ind w:firstLine="851"/>
-        <w:jc w:val="thaiDistribute"/>
+        <w:jc w:val="both"/>
         <w:rPr>
           <w:rFonts w:ascii="TH SarabunPSK" w:eastAsia="TH Sarabun PSK" w:hAnsi="TH SarabunPSK" w:cs="TH SarabunPSK"/>
           <w:color w:val="000000" w:themeColor="text1"/>
@@ -3349,7 +3349,7 @@
       <w:pPr>
         <w:spacing w:after="0"/>
         <w:ind w:firstLine="851"/>
-        <w:jc w:val="thaiDistribute"/>
+        <w:jc w:val="both"/>
         <w:rPr>
           <w:rFonts w:ascii="TH SarabunPSK" w:eastAsia="TH Sarabun PSK" w:hAnsi="TH SarabunPSK" w:cs="TH SarabunPSK"/>
           <w:color w:val="000000" w:themeColor="text1"/>
@@ -3471,7 +3471,7 @@
       <w:pPr>
         <w:spacing w:after="0"/>
         <w:ind w:firstLine="1418"/>
-        <w:jc w:val="thaiDistribute"/>
+        <w:jc w:val="both"/>
         <w:rPr>
           <w:rFonts w:ascii="TH SarabunPSK" w:eastAsia="TH Sarabun PSK" w:hAnsi="TH SarabunPSK" w:cs="TH SarabunPSK"/>
           <w:color w:val="000000" w:themeColor="text1"/>
@@ -3534,7 +3534,7 @@
       <w:pPr>
         <w:spacing w:after="0"/>
         <w:ind w:firstLine="1418"/>
-        <w:jc w:val="thaiDistribute"/>
+        <w:jc w:val="both"/>
         <w:rPr>
           <w:rFonts w:ascii="TH SarabunPSK" w:eastAsia="TH Sarabun PSK" w:hAnsi="TH SarabunPSK" w:cs="TH SarabunPSK"/>
           <w:color w:val="000000" w:themeColor="text1"/>
@@ -3596,7 +3596,7 @@
       <w:pPr>
         <w:spacing w:after="0"/>
         <w:ind w:firstLine="1418"/>
-        <w:jc w:val="thaiDistribute"/>
+        <w:jc w:val="both"/>
         <w:rPr>
           <w:rFonts w:ascii="TH SarabunPSK" w:eastAsia="TH Sarabun PSK" w:hAnsi="TH SarabunPSK" w:cs="TH SarabunPSK"/>
           <w:color w:val="000000" w:themeColor="text1"/>
@@ -3659,7 +3659,7 @@
       <w:pPr>
         <w:spacing w:after="0"/>
         <w:ind w:firstLine="1418"/>
-        <w:jc w:val="thaiDistribute"/>
+        <w:jc w:val="both"/>
         <w:rPr>
           <w:rFonts w:ascii="TH SarabunPSK" w:eastAsia="TH Sarabun PSK" w:hAnsi="TH SarabunPSK" w:cs="TH SarabunPSK"/>
           <w:color w:val="000000" w:themeColor="text1"/>
@@ -3823,7 +3823,7 @@
       <w:pPr>
         <w:spacing w:after="0"/>
         <w:ind w:firstLine="1418"/>
-        <w:jc w:val="thaiDistribute"/>
+        <w:jc w:val="both"/>
         <w:rPr>
           <w:rFonts w:ascii="TH SarabunPSK" w:eastAsia="TH Sarabun PSK" w:hAnsi="TH SarabunPSK" w:cs="TH SarabunPSK"/>
           <w:color w:val="000000" w:themeColor="text1"/>
@@ -3877,7 +3877,7 @@
       <w:pPr>
         <w:spacing w:after="0"/>
         <w:ind w:firstLine="851"/>
-        <w:jc w:val="thaiDistribute"/>
+        <w:jc w:val="both"/>
         <w:rPr>
           <w:rFonts w:ascii="TH SarabunPSK" w:eastAsia="TH Sarabun PSK" w:hAnsi="TH SarabunPSK" w:cs="TH SarabunPSK"/>
           <w:color w:val="000000" w:themeColor="text1"/>
@@ -4328,7 +4328,7 @@
       <w:pPr>
         <w:spacing w:after="0"/>
         <w:ind w:firstLine="851"/>
-        <w:jc w:val="thaiDistribute"/>
+        <w:jc w:val="both"/>
         <w:rPr>
           <w:rFonts w:ascii="TH SarabunPSK" w:eastAsia="TH Sarabun PSK" w:hAnsi="TH SarabunPSK" w:cs="TH SarabunPSK"/>
           <w:color w:val="000000" w:themeColor="text1"/>
@@ -4402,7 +4402,7 @@
       <w:pPr>
         <w:spacing w:after="0"/>
         <w:ind w:firstLine="1418"/>
-        <w:jc w:val="thaiDistribute"/>
+        <w:jc w:val="both"/>
         <w:rPr>
           <w:rFonts w:ascii="TH SarabunPSK" w:eastAsia="TH Sarabun PSK" w:hAnsi="TH SarabunPSK" w:cs="TH SarabunPSK"/>
           <w:color w:val="000000" w:themeColor="text1"/>
@@ -4497,7 +4497,7 @@
       <w:pPr>
         <w:spacing w:after="0"/>
         <w:ind w:firstLine="1418"/>
-        <w:jc w:val="thaiDistribute"/>
+        <w:jc w:val="both"/>
         <w:rPr>
           <w:rFonts w:ascii="TH SarabunPSK" w:eastAsia="TH Sarabun PSK" w:hAnsi="TH SarabunPSK" w:cs="TH SarabunPSK"/>
           <w:color w:val="000000" w:themeColor="text1"/>
@@ -4639,7 +4639,7 @@
       <w:pPr>
         <w:spacing w:after="0"/>
         <w:ind w:firstLine="1418"/>
-        <w:jc w:val="thaiDistribute"/>
+        <w:jc w:val="both"/>
         <w:rPr>
           <w:rFonts w:ascii="TH SarabunPSK" w:eastAsia="TH Sarabun PSK" w:hAnsi="TH SarabunPSK" w:cs="TH SarabunPSK"/>
           <w:sz w:val="31"/>
@@ -4811,7 +4811,7 @@
       <w:pPr>
         <w:spacing w:after="0"/>
         <w:ind w:firstLine="1418"/>
-        <w:jc w:val="thaiDistribute"/>
+        <w:jc w:val="both"/>
         <w:rPr>
           <w:rFonts w:ascii="TH SarabunPSK" w:eastAsia="TH Sarabun PSK" w:hAnsi="TH SarabunPSK" w:cs="TH SarabunPSK"/>
           <w:sz w:val="31"/>
@@ -4958,7 +4958,7 @@
       <w:pPr>
         <w:spacing w:after="0"/>
         <w:ind w:firstLine="851"/>
-        <w:jc w:val="thaiDistribute"/>
+        <w:jc w:val="both"/>
         <w:rPr>
           <w:rFonts w:ascii="TH SarabunPSK" w:eastAsia="TH Sarabun PSK" w:hAnsi="TH SarabunPSK" w:cs="TH SarabunPSK"/>
           <w:sz w:val="31"/>
@@ -5167,7 +5167,7 @@
       <w:pPr>
         <w:spacing w:after="0"/>
         <w:ind w:firstLine="851"/>
-        <w:jc w:val="thaiDistribute"/>
+        <w:jc w:val="both"/>
         <w:rPr>
           <w:rFonts w:ascii="TH SarabunPSK" w:eastAsia="TH Sarabun PSK" w:hAnsi="TH SarabunPSK" w:cs="TH SarabunPSK"/>
           <w:sz w:val="31"/>
@@ -5328,7 +5328,7 @@
       <w:pPr>
         <w:spacing w:after="0"/>
         <w:ind w:firstLine="851"/>
-        <w:jc w:val="thaiDistribute"/>
+        <w:jc w:val="both"/>
         <w:rPr>
           <w:rFonts w:ascii="TH SarabunPSK" w:eastAsia="TH Sarabun PSK" w:hAnsi="TH SarabunPSK" w:cs="TH SarabunPSK"/>
           <w:sz w:val="31"/>
@@ -5499,7 +5499,7 @@
       <w:pPr>
         <w:spacing w:after="0"/>
         <w:ind w:firstLine="851"/>
-        <w:jc w:val="thaiDistribute"/>
+        <w:jc w:val="both"/>
         <w:rPr>
           <w:rFonts w:ascii="TH SarabunPSK" w:eastAsia="TH Sarabun PSK" w:hAnsi="TH SarabunPSK" w:cs="TH SarabunPSK"/>
           <w:sz w:val="31"/>
@@ -5559,7 +5559,7 @@
       <w:pPr>
         <w:spacing w:after="0"/>
         <w:ind w:firstLine="1418"/>
-        <w:jc w:val="thaiDistribute"/>
+        <w:jc w:val="both"/>
         <w:rPr>
           <w:rFonts w:ascii="TH SarabunPSK" w:eastAsia="TH Sarabun PSK" w:hAnsi="TH SarabunPSK" w:cs="TH SarabunPSK"/>
           <w:color w:val="000000" w:themeColor="text1"/>
@@ -5802,7 +5802,7 @@
       <w:pPr>
         <w:spacing w:after="0"/>
         <w:ind w:firstLine="1418"/>
-        <w:jc w:val="thaiDistribute"/>
+        <w:jc w:val="both"/>
         <w:rPr>
           <w:rFonts w:ascii="TH SarabunPSK" w:eastAsia="TH Sarabun PSK" w:hAnsi="TH SarabunPSK" w:cs="TH SarabunPSK"/>
           <w:color w:val="000000" w:themeColor="text1"/>
@@ -5926,7 +5926,7 @@
       <w:pPr>
         <w:spacing w:after="0"/>
         <w:ind w:firstLine="1418"/>
-        <w:jc w:val="thaiDistribute"/>
+        <w:jc w:val="both"/>
         <w:rPr>
           <w:rFonts w:ascii="TH SarabunPSK" w:eastAsia="TH Sarabun PSK" w:hAnsi="TH SarabunPSK" w:cs="TH SarabunPSK"/>
           <w:color w:val="000000" w:themeColor="text1"/>
@@ -6180,7 +6180,7 @@
       <w:pPr>
         <w:spacing w:after="0"/>
         <w:ind w:firstLine="1418"/>
-        <w:jc w:val="thaiDistribute"/>
+        <w:jc w:val="both"/>
         <w:rPr>
           <w:rFonts w:ascii="TH SarabunPSK" w:eastAsia="TH Sarabun PSK" w:hAnsi="TH SarabunPSK" w:cs="TH SarabunPSK"/>
           <w:color w:val="000000" w:themeColor="text1"/>
@@ -6292,7 +6292,7 @@
       <w:pPr>
         <w:spacing w:after="0"/>
         <w:ind w:firstLine="1418"/>
-        <w:jc w:val="thaiDistribute"/>
+        <w:jc w:val="both"/>
         <w:rPr>
           <w:rFonts w:ascii="TH SarabunPSK" w:eastAsia="TH Sarabun PSK" w:hAnsi="TH SarabunPSK" w:cs="TH SarabunPSK"/>
           <w:color w:val="000000" w:themeColor="text1"/>
@@ -6349,7 +6349,7 @@
       <w:pPr>
         <w:spacing w:after="0"/>
         <w:ind w:firstLine="851"/>
-        <w:jc w:val="thaiDistribute"/>
+        <w:jc w:val="both"/>
         <w:rPr>
           <w:rFonts w:ascii="TH SarabunPSK" w:eastAsia="TH Sarabun PSK" w:hAnsi="TH SarabunPSK" w:cs="TH SarabunPSK"/>
           <w:color w:val="000000" w:themeColor="text1"/>
@@ -6417,7 +6417,7 @@
       <w:pPr>
         <w:spacing w:after="0"/>
         <w:ind w:firstLine="1418"/>
-        <w:jc w:val="thaiDistribute"/>
+        <w:jc w:val="both"/>
         <w:rPr>
           <w:rFonts w:ascii="TH SarabunPSK" w:eastAsia="TH Sarabun PSK" w:hAnsi="TH SarabunPSK" w:cs="TH SarabunPSK"/>
           <w:color w:val="000000" w:themeColor="text1"/>
@@ -6562,7 +6562,7 @@
       <w:pPr>
         <w:spacing w:after="0"/>
         <w:ind w:firstLine="1418"/>
-        <w:jc w:val="thaiDistribute"/>
+        <w:jc w:val="both"/>
         <w:rPr>
           <w:rFonts w:ascii="TH SarabunPSK" w:eastAsia="TH Sarabun PSK" w:hAnsi="TH SarabunPSK" w:cs="TH SarabunPSK"/>
           <w:sz w:val="31"/>
@@ -6664,7 +6664,7 @@
       <w:pPr>
         <w:spacing w:after="0"/>
         <w:ind w:firstLine="1418"/>
-        <w:jc w:val="thaiDistribute"/>
+        <w:jc w:val="both"/>
         <w:rPr>
           <w:rFonts w:ascii="TH SarabunPSK" w:eastAsia="TH Sarabun PSK" w:hAnsi="TH SarabunPSK" w:cs="TH SarabunPSK"/>
           <w:sz w:val="31"/>
@@ -6856,7 +6856,7 @@
       <w:pPr>
         <w:spacing w:after="0"/>
         <w:ind w:firstLine="1418"/>
-        <w:jc w:val="thaiDistribute"/>
+        <w:jc w:val="both"/>
         <w:rPr>
           <w:rFonts w:ascii="TH SarabunPSK" w:eastAsia="TH Sarabun PSK" w:hAnsi="TH SarabunPSK" w:cs="TH SarabunPSK"/>
           <w:sz w:val="31"/>
@@ -6947,7 +6947,7 @@
     <w:p>
       <w:pPr>
         <w:spacing w:before="120" w:after="0"/>
-        <w:jc w:val="thaiDistribute"/>
+        <w:jc w:val="both"/>
         <w:rPr>
           <w:rFonts w:ascii="TH SarabunPSK" w:eastAsia="TH Sarabun PSK" w:hAnsi="TH SarabunPSK" w:cs="TH SarabunPSK"/>
           <w:b/>
@@ -6986,7 +6986,7 @@
       <w:pPr>
         <w:spacing w:after="0"/>
         <w:ind w:firstLine="851"/>
-        <w:jc w:val="thaiDistribute"/>
+        <w:jc w:val="both"/>
         <w:rPr>
           <w:rFonts w:ascii="TH SarabunPSK" w:eastAsia="TH Sarabun PSK" w:hAnsi="TH SarabunPSK" w:cs="TH SarabunPSK"/>
           <w:sz w:val="31"/>
@@ -7089,7 +7089,7 @@
       <w:pPr>
         <w:spacing w:after="0"/>
         <w:ind w:firstLine="851"/>
-        <w:jc w:val="thaiDistribute"/>
+        <w:jc w:val="both"/>
         <w:rPr>
           <w:rFonts w:ascii="TH SarabunPSK" w:eastAsia="TH Sarabun PSK" w:hAnsi="TH SarabunPSK" w:cs="TH SarabunPSK"/>
           <w:color w:val="000000" w:themeColor="text1"/>
@@ -7227,7 +7227,7 @@
       <w:pPr>
         <w:spacing w:after="0"/>
         <w:ind w:firstLine="851"/>
-        <w:jc w:val="thaiDistribute"/>
+        <w:jc w:val="both"/>
         <w:rPr>
           <w:rFonts w:ascii="TH SarabunPSK" w:eastAsia="TH Sarabun PSK" w:hAnsi="TH SarabunPSK" w:cs="TH SarabunPSK"/>
           <w:color w:val="000000" w:themeColor="text1"/>
@@ -7340,7 +7340,7 @@
       <w:pPr>
         <w:spacing w:after="0"/>
         <w:ind w:firstLine="851"/>
-        <w:jc w:val="thaiDistribute"/>
+        <w:jc w:val="both"/>
         <w:rPr>
           <w:rFonts w:ascii="TH SarabunPSK" w:eastAsia="TH Sarabun PSK" w:hAnsi="TH SarabunPSK" w:cs="TH SarabunPSK"/>
           <w:color w:val="000000" w:themeColor="text1"/>
@@ -7398,7 +7398,7 @@
       <w:pPr>
         <w:spacing w:after="0"/>
         <w:ind w:firstLine="851"/>
-        <w:jc w:val="thaiDistribute"/>
+        <w:jc w:val="both"/>
         <w:rPr>
           <w:rFonts w:ascii="TH SarabunPSK" w:eastAsia="TH Sarabun PSK" w:hAnsi="TH SarabunPSK" w:cs="TH SarabunPSK"/>
           <w:color w:val="000000" w:themeColor="text1"/>
@@ -7478,7 +7478,7 @@
       <w:pPr>
         <w:spacing w:after="0"/>
         <w:ind w:firstLine="851"/>
-        <w:jc w:val="thaiDistribute"/>
+        <w:jc w:val="both"/>
         <w:rPr>
           <w:rFonts w:ascii="TH SarabunPSK" w:eastAsia="TH Sarabun PSK" w:hAnsi="TH SarabunPSK" w:cs="TH SarabunPSK"/>
           <w:color w:val="000000" w:themeColor="text1"/>
@@ -7523,7 +7523,7 @@
     <w:p>
       <w:pPr>
         <w:spacing w:before="120" w:after="0"/>
-        <w:jc w:val="thaiDistribute"/>
+        <w:jc w:val="both"/>
         <w:rPr>
           <w:rFonts w:ascii="TH SarabunPSK" w:eastAsia="TH Sarabun PSK" w:hAnsi="TH SarabunPSK" w:cs="TH SarabunPSK"/>
           <w:b/>
@@ -7587,7 +7587,7 @@
       <w:pPr>
         <w:spacing w:before="120" w:after="0"/>
         <w:ind w:firstLine="851"/>
-        <w:jc w:val="thaiDistribute"/>
+        <w:jc w:val="both"/>
         <w:rPr>
           <w:rFonts w:ascii="TH SarabunPSK" w:hAnsi="TH SarabunPSK" w:cs="TH SarabunPSK"/>
           <w:sz w:val="31"/>
@@ -7839,7 +7839,7 @@
       <w:pPr>
         <w:spacing w:before="120" w:after="0"/>
         <w:ind w:firstLine="851"/>
-        <w:jc w:val="thaiDistribute"/>
+        <w:jc w:val="both"/>
         <w:rPr>
           <w:rFonts w:ascii="TH SarabunPSK" w:hAnsi="TH SarabunPSK" w:cs="TH SarabunPSK"/>
           <w:sz w:val="31"/>
@@ -7872,7 +7872,7 @@
       <w:pPr>
         <w:spacing w:before="120" w:after="0"/>
         <w:ind w:firstLine="851"/>
-        <w:jc w:val="thaiDistribute"/>
+        <w:jc w:val="both"/>
         <w:rPr>
           <w:rFonts w:ascii="TH SarabunPSK" w:hAnsi="TH SarabunPSK" w:cs="TH SarabunPSK"/>
           <w:sz w:val="31"/>
@@ -7944,7 +7944,7 @@
       <w:pPr>
         <w:spacing w:before="120" w:after="0"/>
         <w:ind w:firstLine="851"/>
-        <w:jc w:val="thaiDistribute"/>
+        <w:jc w:val="both"/>
         <w:rPr>
           <w:rFonts w:ascii="TH SarabunPSK" w:hAnsi="TH SarabunPSK" w:cs="TH SarabunPSK"/>
           <w:sz w:val="31"/>
@@ -8006,7 +8006,7 @@
       <w:pPr>
         <w:spacing w:before="120" w:after="0"/>
         <w:ind w:firstLine="851"/>
-        <w:jc w:val="thaiDistribute"/>
+        <w:jc w:val="both"/>
         <w:rPr>
           <w:rFonts w:ascii="TH SarabunPSK" w:hAnsi="TH SarabunPSK" w:cs="TH SarabunPSK"/>
           <w:sz w:val="31"/>
@@ -8134,7 +8134,7 @@
       <w:pPr>
         <w:spacing w:before="120" w:after="0"/>
         <w:ind w:firstLine="851"/>
-        <w:jc w:val="thaiDistribute"/>
+        <w:jc w:val="both"/>
         <w:rPr>
           <w:rFonts w:ascii="TH SarabunPSK" w:eastAsia="TH Sarabun PSK" w:hAnsi="TH SarabunPSK" w:cs="TH SarabunPSK"/>
           <w:sz w:val="31"/>
@@ -8274,7 +8274,7 @@
     <w:p>
       <w:pPr>
         <w:spacing w:before="120" w:after="0"/>
-        <w:jc w:val="thaiDistribute"/>
+        <w:jc w:val="both"/>
         <w:rPr>
           <w:rFonts w:ascii="TH SarabunPSK" w:eastAsia="TH Sarabun PSK" w:hAnsi="TH SarabunPSK" w:cs="TH SarabunPSK"/>
           <w:b/>
@@ -8370,7 +8370,7 @@
       <w:pPr>
         <w:spacing w:after="0"/>
         <w:ind w:firstLine="851"/>
-        <w:jc w:val="thaiDistribute"/>
+        <w:jc w:val="both"/>
         <w:rPr>
           <w:rFonts w:ascii="TH SarabunPSK" w:eastAsia="TH Sarabun PSK" w:hAnsi="TH SarabunPSK" w:cs="TH SarabunPSK"/>
           <w:color w:val="000000" w:themeColor="text1"/>
@@ -8609,7 +8609,7 @@
       <w:pPr>
         <w:spacing w:after="0"/>
         <w:ind w:firstLine="851"/>
-        <w:jc w:val="thaiDistribute"/>
+        <w:jc w:val="both"/>
         <w:rPr>
           <w:rFonts w:ascii="TH SarabunPSK" w:eastAsia="TH Sarabun PSK" w:hAnsi="TH SarabunPSK" w:cs="TH SarabunPSK"/>
           <w:color w:val="000000" w:themeColor="text1"/>
@@ -8717,7 +8717,7 @@
     <w:p>
       <w:pPr>
         <w:spacing w:before="120" w:after="0"/>
-        <w:jc w:val="thaiDistribute"/>
+        <w:jc w:val="both"/>
         <w:rPr>
           <w:rFonts w:ascii="TH SarabunPSK" w:eastAsia="TH Sarabun PSK" w:hAnsi="TH SarabunPSK" w:cs="TH SarabunPSK"/>
           <w:b/>
@@ -8780,7 +8780,7 @@
       <w:pPr>
         <w:spacing w:after="0"/>
         <w:ind w:firstLine="851"/>
-        <w:jc w:val="thaiDistribute"/>
+        <w:jc w:val="both"/>
         <w:rPr>
           <w:rFonts w:ascii="TH SarabunPSK" w:eastAsia="TH Sarabun PSK" w:hAnsi="TH SarabunPSK" w:cs="TH SarabunPSK"/>
           <w:color w:val="000000" w:themeColor="text1"/>
@@ -8856,7 +8856,7 @@
       <w:pPr>
         <w:spacing w:after="0"/>
         <w:ind w:firstLine="851"/>
-        <w:jc w:val="thaiDistribute"/>
+        <w:jc w:val="both"/>
         <w:rPr>
           <w:rFonts w:ascii="TH SarabunPSK" w:eastAsia="TH Sarabun PSK" w:hAnsi="TH SarabunPSK" w:cs="TH SarabunPSK"/>
           <w:color w:val="000000" w:themeColor="text1"/>
@@ -9009,7 +9009,7 @@
       <w:pPr>
         <w:spacing w:after="0"/>
         <w:ind w:firstLine="851"/>
-        <w:jc w:val="thaiDistribute"/>
+        <w:jc w:val="both"/>
       </w:pPr>
       <w:r>
         <w:rPr>
